--- a/Course-1/Semester-1/Networks-and-Systems/LAB-01/Хід роботи.docx
+++ b/Course-1/Semester-1/Networks-and-Systems/LAB-01/Хід роботи.docx
@@ -322,16 +322,38 @@
           <w:bCs/>
           <w:sz w:val="28"/>
           <w:szCs w:val="28"/>
-        </w:rPr>
-      </w:pPr>
-      <w:r>
-        <w:rPr>
-          <w:b/>
-          <w:bCs/>
-          <w:sz w:val="28"/>
-          <w:szCs w:val="28"/>
-        </w:rPr>
-        <w:t>…</w:t>
+          <w:lang w:val="ru-RU"/>
+        </w:rPr>
+      </w:pPr>
+      <w:r>
+        <w:rPr>
+          <w:b/>
+          <w:bCs/>
+          <w:sz w:val="28"/>
+          <w:szCs w:val="28"/>
+          <w:lang w:val="ru-RU"/>
+        </w:rPr>
+        <w:t xml:space="preserve">Доцент </w:t>
+      </w:r>
+      <w:proofErr w:type="spellStart"/>
+      <w:r>
+        <w:rPr>
+          <w:b/>
+          <w:bCs/>
+          <w:sz w:val="28"/>
+          <w:szCs w:val="28"/>
+        </w:rPr>
+        <w:t>Цибуляк</w:t>
+      </w:r>
+      <w:proofErr w:type="spellEnd"/>
+      <w:r>
+        <w:rPr>
+          <w:b/>
+          <w:bCs/>
+          <w:sz w:val="28"/>
+          <w:szCs w:val="28"/>
+        </w:rPr>
+        <w:t xml:space="preserve"> Богдан Зіновійович</w:t>
       </w:r>
     </w:p>
     <w:p>
@@ -2491,7 +2513,6 @@
   <w:style w:type="character" w:default="1" w:styleId="a0">
     <w:name w:val="Default Paragraph Font"/>
     <w:uiPriority w:val="1"/>
-    <w:semiHidden/>
     <w:unhideWhenUsed/>
   </w:style>
   <w:style w:type="table" w:default="1" w:styleId="a1">
